--- a/ky/wisdom-stories/begin-with-self-examination.docx
+++ b/ky/wisdom-stories/begin-with-self-examination.docx
@@ -8,7 +8,7 @@
           <w:b/>
           <w:bCs/>
         </w:rPr>
-        <w:t>Кырсык кайдан келет</w:t>
+        <w:t>Кырсык кайдан келет?</w:t>
       </w:r>
     </w:p>
     <w:p>
